--- a/design/Dokumen Perencanaan Arsitektur Enterprise Web & Mobile.docx
+++ b/design/Dokumen Perencanaan Arsitektur Enterprise Web & Mobile.docx
@@ -143,11 +143,7 @@
               <w:pStyle w:val="Compact"/>
             </w:pPr>
             <w:r>
-              <w:rPr>
-                <w:b/>
-                <w:bCs/>
-              </w:rPr>
-              <w:t xml:space="preserve">Next.js + React + TypeScript + PWA</w:t>
+              <w:t>Next.js + React + TypeScript + PWA + Techwind Landing/dist</w:t>
             </w:r>
           </w:p>
         </w:tc>
@@ -182,22 +178,18 @@
               <w:pStyle w:val="Compact"/>
             </w:pPr>
             <w:r>
-              <w:rPr>
-                <w:b/>
-                <w:bCs/>
-              </w:rPr>
-              <w:t xml:space="preserve">React + TypeScript + Tailwind + Dashboard Layout</w:t>
-            </w:r>
-          </w:p>
-        </w:tc>
-        <w:tc>
-          <w:tcPr/>
-          <w:p>
-            <w:pPr>
-              <w:pStyle w:val="Compact"/>
-            </w:pPr>
-            <w:r>
-              <w:t xml:space="preserve">Cepat, ringan, fleksibel, ideal untuk dashboard realtime</w:t>
+              <w:t>React + TypeScript + Tailwind + Techwind Dashboard/dist</w:t>
+            </w:r>
+          </w:p>
+        </w:tc>
+        <w:tc>
+          <w:tcPr/>
+          <w:p>
+            <w:pPr>
+              <w:pStyle w:val="Compact"/>
+            </w:pPr>
+            <w:r>
+              <w:t>Dashboard realtime dengan tema tunggal Techwind; Tailwind hanya mesin implementasi.</w:t>
             </w:r>
           </w:p>
         </w:tc>
@@ -1311,23 +1303,7 @@
         <w:pStyle w:val="FirstParagraph"/>
       </w:pPr>
       <w:r>
-        <w:t xml:space="preserve">Maka admin web sebaiknya dibuat sebagai</w:t>
-      </w:r>
-      <w:r>
-        <w:t xml:space="preserve"> </w:t>
-      </w:r>
-      <w:r>
-        <w:rPr>
-          <w:b/>
-          <w:bCs/>
-        </w:rPr>
-        <w:t xml:space="preserve">React SPA/dashboard</w:t>
-      </w:r>
-      <w:r>
-        <w:t xml:space="preserve"> </w:t>
-      </w:r>
-      <w:r>
-        <w:t xml:space="preserve">dengan TypeScript, Tailwind, TanStack Query, WebSocket client, dan charting library.</w:t>
+        <w:t>Maka admin web sebaiknya dibuat sebagai React SPA/dashboard dengan TypeScript, Tailwind, TanStack Query, WebSocket client, dan charting library. Tema UI/UX wajib hanya Techwind 3.3.0 yang mengacu theme-reference/HTML/Dashboard/dist/; Tailwind dan pustaka lain hanya alat teknis.</w:t>
       </w:r>
     </w:p>
     <w:bookmarkStart w:id="27" w:name="keputusan"/>
@@ -1344,19 +1320,9 @@
         <w:pStyle w:val="SourceCode"/>
       </w:pPr>
       <w:r>
-        <w:rPr>
-          <w:rStyle w:val="VerbatimChar"/>
-        </w:rPr>
-        <w:t xml:space="preserve">Frontend Admin Web:</w:t>
-      </w:r>
-      <w:r>
-        <w:br/>
-      </w:r>
-      <w:r>
-        <w:rPr>
-          <w:rStyle w:val="VerbatimChar"/>
-        </w:rPr>
-        <w:t xml:space="preserve">React + TypeScript + Tailwind CSS + Dashboard Layout</w:t>
+        <w:t>Frontend Admin Web:</w:t>
+        <w:br/>
+        <w:t>React + TypeScript + Tailwind CSS + Techwind 3.3.0 Dashboard Layout (theme-reference/HTML/Dashboard/dist/)</w:t>
       </w:r>
     </w:p>
     <w:bookmarkEnd w:id="27"/>
@@ -3921,100 +3887,39 @@
         <w:pStyle w:val="SourceCode"/>
       </w:pPr>
       <w:r>
-        <w:rPr>
-          <w:rStyle w:val="VerbatimChar"/>
-        </w:rPr>
-        <w:t xml:space="preserve">Mobile-first untuk pengguna umum</w:t>
-      </w:r>
-      <w:r>
-        <w:br/>
-      </w:r>
-      <w:r>
-        <w:rPr>
-          <w:rStyle w:val="VerbatimChar"/>
-        </w:rPr>
-        <w:t xml:space="preserve">Responsive desktop untuk admin</w:t>
-      </w:r>
-      <w:r>
-        <w:br/>
-      </w:r>
-      <w:r>
-        <w:rPr>
-          <w:rStyle w:val="VerbatimChar"/>
-        </w:rPr>
-        <w:t xml:space="preserve">Accessible design</w:t>
-      </w:r>
-      <w:r>
-        <w:br/>
-      </w:r>
-      <w:r>
-        <w:rPr>
-          <w:rStyle w:val="VerbatimChar"/>
-        </w:rPr>
-        <w:t xml:space="preserve">Fast loading</w:t>
-      </w:r>
-      <w:r>
-        <w:br/>
-      </w:r>
-      <w:r>
-        <w:rPr>
-          <w:rStyle w:val="VerbatimChar"/>
-        </w:rPr>
-        <w:t xml:space="preserve">Clear navigation</w:t>
-      </w:r>
-      <w:r>
-        <w:br/>
-      </w:r>
-      <w:r>
-        <w:rPr>
-          <w:rStyle w:val="VerbatimChar"/>
-        </w:rPr>
-        <w:t xml:space="preserve">Consistent design system</w:t>
-      </w:r>
-      <w:r>
-        <w:br/>
-      </w:r>
-      <w:r>
-        <w:rPr>
-          <w:rStyle w:val="VerbatimChar"/>
-        </w:rPr>
-        <w:t xml:space="preserve">Low cognitive load</w:t>
-      </w:r>
-      <w:r>
-        <w:br/>
-      </w:r>
-      <w:r>
-        <w:rPr>
-          <w:rStyle w:val="VerbatimChar"/>
-        </w:rPr>
-        <w:t xml:space="preserve">Dark mode optional</w:t>
-      </w:r>
-      <w:r>
-        <w:br/>
-      </w:r>
-      <w:r>
-        <w:rPr>
-          <w:rStyle w:val="VerbatimChar"/>
-        </w:rPr>
-        <w:t xml:space="preserve">Skeleton loading</w:t>
-      </w:r>
-      <w:r>
-        <w:br/>
-      </w:r>
-      <w:r>
-        <w:rPr>
-          <w:rStyle w:val="VerbatimChar"/>
-        </w:rPr>
-        <w:t xml:space="preserve">Empty state informatif</w:t>
-      </w:r>
-      <w:r>
-        <w:br/>
-      </w:r>
-      <w:r>
-        <w:rPr>
-          <w:rStyle w:val="VerbatimChar"/>
-        </w:rPr>
-        <w:t xml:space="preserve">Error state jelas</w:t>
+        <w:t>Techwind 3.3.0 sebagai satu-satunya tema UI/UX</w:t>
+        <w:br/>
+        <w:t>Public Web hanya mengacu theme-reference/HTML/Landing/dist/</w:t>
+        <w:br/>
+        <w:t>Admin Web hanya mengacu theme-reference/HTML/Dashboard/dist/</w:t>
+        <w:br/>
+        <w:t>Web dan mobile mengadaptasi pola Techwind yang paling relevan</w:t>
+        <w:br/>
+        <w:t>Tema, template, design system, layout, komponen visual, tipografi, dan bahasa interaksi selain Techwind dilarang</w:t>
+        <w:br/>
+        <w:t>Tailwind CSS dan pustaka UI hanya mesin implementasi; hasil visual wajib mengikuti pola dan token Techwind PORPROV</w:t>
+        <w:br/>
+        <w:t>Mobile-first untuk pengguna umum</w:t>
+        <w:br/>
+        <w:t>Responsive desktop untuk admin</w:t>
+        <w:br/>
+        <w:t>Accessible design</w:t>
+        <w:br/>
+        <w:t>Fast loading</w:t>
+        <w:br/>
+        <w:t>Clear navigation</w:t>
+        <w:br/>
+        <w:t>Consistent Techwind design language</w:t>
+        <w:br/>
+        <w:t>Low cognitive load</w:t>
+        <w:br/>
+        <w:t>Dark mode optional</w:t>
+        <w:br/>
+        <w:t>Skeleton loading</w:t>
+        <w:br/>
+        <w:t>Empty state informatif</w:t>
+        <w:br/>
+        <w:t>Error state jelas</w:t>
       </w:r>
     </w:p>
     <w:bookmarkEnd w:id="62"/>
@@ -6181,7 +6086,7 @@
               <w:pStyle w:val="Compact"/>
             </w:pPr>
             <w:r>
-              <w:t xml:space="preserve">Next.js + PWA + SSR</w:t>
+              <w:t>Next.js + PWA + SSR dengan tema tunggal Techwind Landing/dist</w:t>
             </w:r>
           </w:p>
         </w:tc>
@@ -6217,7 +6122,7 @@
               <w:pStyle w:val="Compact"/>
             </w:pPr>
             <w:r>
-              <w:t xml:space="preserve">React dashboard sangat fleksibel</w:t>
+              <w:t>React dashboard dengan tema tunggal Techwind Dashboard/dist</w:t>
             </w:r>
           </w:p>
         </w:tc>
@@ -6469,268 +6374,73 @@
         <w:pStyle w:val="SourceCode"/>
       </w:pPr>
       <w:r>
-        <w:rPr>
-          <w:rStyle w:val="VerbatimChar"/>
-        </w:rPr>
-        <w:t xml:space="preserve">Architecture:</w:t>
-      </w:r>
-      <w:r>
-        <w:br/>
-      </w:r>
-      <w:r>
-        <w:rPr>
-          <w:rStyle w:val="VerbatimChar"/>
-        </w:rPr>
-        <w:t xml:space="preserve">Microservices + Event-Driven Architecture</w:t>
-      </w:r>
-      <w:r>
-        <w:br/>
-      </w:r>
-      <w:r>
-        <w:br/>
-      </w:r>
-      <w:r>
-        <w:rPr>
-          <w:rStyle w:val="VerbatimChar"/>
-        </w:rPr>
-        <w:t xml:space="preserve">Public Web:</w:t>
-      </w:r>
-      <w:r>
-        <w:br/>
-      </w:r>
-      <w:r>
-        <w:rPr>
-          <w:rStyle w:val="VerbatimChar"/>
-        </w:rPr>
-        <w:t xml:space="preserve">Next.js + React + TypeScript + PWA</w:t>
-      </w:r>
-      <w:r>
-        <w:br/>
-      </w:r>
-      <w:r>
-        <w:br/>
-      </w:r>
-      <w:r>
-        <w:rPr>
-          <w:rStyle w:val="VerbatimChar"/>
-        </w:rPr>
-        <w:t xml:space="preserve">Admin Web:</w:t>
-      </w:r>
-      <w:r>
-        <w:br/>
-      </w:r>
-      <w:r>
-        <w:rPr>
-          <w:rStyle w:val="VerbatimChar"/>
-        </w:rPr>
-        <w:t xml:space="preserve">React + TypeScript + Tailwind CSS + Dashboard Layout</w:t>
-      </w:r>
-      <w:r>
-        <w:br/>
-      </w:r>
-      <w:r>
-        <w:br/>
-      </w:r>
-      <w:r>
-        <w:rPr>
-          <w:rStyle w:val="VerbatimChar"/>
-        </w:rPr>
-        <w:t xml:space="preserve">Public Mobile:</w:t>
-      </w:r>
-      <w:r>
-        <w:br/>
-      </w:r>
-      <w:r>
-        <w:rPr>
-          <w:rStyle w:val="VerbatimChar"/>
-        </w:rPr>
-        <w:t xml:space="preserve">React Native + TypeScript</w:t>
-      </w:r>
-      <w:r>
-        <w:br/>
-      </w:r>
-      <w:r>
-        <w:br/>
-      </w:r>
-      <w:r>
-        <w:rPr>
-          <w:rStyle w:val="VerbatimChar"/>
-        </w:rPr>
-        <w:t xml:space="preserve">Admin Mobile:</w:t>
-      </w:r>
-      <w:r>
-        <w:br/>
-      </w:r>
-      <w:r>
-        <w:rPr>
-          <w:rStyle w:val="VerbatimChar"/>
-        </w:rPr>
-        <w:t xml:space="preserve">React Native + TypeScript</w:t>
-      </w:r>
-      <w:r>
-        <w:br/>
-      </w:r>
-      <w:r>
-        <w:br/>
-      </w:r>
-      <w:r>
-        <w:rPr>
-          <w:rStyle w:val="VerbatimChar"/>
-        </w:rPr>
-        <w:t xml:space="preserve">Chrome App:</w:t>
-      </w:r>
-      <w:r>
-        <w:br/>
-      </w:r>
-      <w:r>
-        <w:rPr>
-          <w:rStyle w:val="VerbatimChar"/>
-        </w:rPr>
-        <w:t xml:space="preserve">Installable PWA, bukan Chrome Apps klasik</w:t>
-      </w:r>
-      <w:r>
-        <w:br/>
-      </w:r>
-      <w:r>
-        <w:br/>
-      </w:r>
-      <w:r>
-        <w:rPr>
-          <w:rStyle w:val="VerbatimChar"/>
-        </w:rPr>
-        <w:t xml:space="preserve">Backend:</w:t>
-      </w:r>
-      <w:r>
-        <w:br/>
-      </w:r>
-      <w:r>
-        <w:rPr>
-          <w:rStyle w:val="VerbatimChar"/>
-        </w:rPr>
-        <w:t xml:space="preserve">Golang</w:t>
-      </w:r>
-      <w:r>
-        <w:br/>
-      </w:r>
-      <w:r>
-        <w:br/>
-      </w:r>
-      <w:r>
-        <w:rPr>
-          <w:rStyle w:val="VerbatimChar"/>
-        </w:rPr>
-        <w:t xml:space="preserve">Database:</w:t>
-      </w:r>
-      <w:r>
-        <w:br/>
-      </w:r>
-      <w:r>
-        <w:rPr>
-          <w:rStyle w:val="VerbatimChar"/>
-        </w:rPr>
-        <w:t xml:space="preserve">PostgreSQL</w:t>
-      </w:r>
-      <w:r>
-        <w:br/>
-      </w:r>
-      <w:r>
-        <w:br/>
-      </w:r>
-      <w:r>
-        <w:rPr>
-          <w:rStyle w:val="VerbatimChar"/>
-        </w:rPr>
-        <w:t xml:space="preserve">Cache:</w:t>
-      </w:r>
-      <w:r>
-        <w:br/>
-      </w:r>
-      <w:r>
-        <w:rPr>
-          <w:rStyle w:val="VerbatimChar"/>
-        </w:rPr>
-        <w:t xml:space="preserve">Redis</w:t>
-      </w:r>
-      <w:r>
-        <w:br/>
-      </w:r>
-      <w:r>
-        <w:br/>
-      </w:r>
-      <w:r>
-        <w:rPr>
-          <w:rStyle w:val="VerbatimChar"/>
-        </w:rPr>
-        <w:t xml:space="preserve">Event Broker:</w:t>
-      </w:r>
-      <w:r>
-        <w:br/>
-      </w:r>
-      <w:r>
-        <w:rPr>
-          <w:rStyle w:val="VerbatimChar"/>
-        </w:rPr>
-        <w:t xml:space="preserve">NATS JetStream</w:t>
-      </w:r>
-      <w:r>
-        <w:br/>
-      </w:r>
-      <w:r>
-        <w:br/>
-      </w:r>
-      <w:r>
-        <w:rPr>
-          <w:rStyle w:val="VerbatimChar"/>
-        </w:rPr>
-        <w:t xml:space="preserve">Authentication:</w:t>
-      </w:r>
-      <w:r>
-        <w:br/>
-      </w:r>
-      <w:r>
-        <w:rPr>
-          <w:rStyle w:val="VerbatimChar"/>
-        </w:rPr>
-        <w:t xml:space="preserve">Keycloak + OpenID Connect/OAuth2 + JWT</w:t>
-      </w:r>
-      <w:r>
-        <w:br/>
-      </w:r>
-      <w:r>
-        <w:br/>
-      </w:r>
-      <w:r>
-        <w:rPr>
-          <w:rStyle w:val="VerbatimChar"/>
-        </w:rPr>
-        <w:t xml:space="preserve">Deployment:</w:t>
-      </w:r>
-      <w:r>
-        <w:br/>
-      </w:r>
-      <w:r>
-        <w:rPr>
-          <w:rStyle w:val="VerbatimChar"/>
-        </w:rPr>
-        <w:t xml:space="preserve">Docker + Nginx + SSL</w:t>
-      </w:r>
-      <w:r>
-        <w:br/>
-      </w:r>
-      <w:r>
-        <w:rPr>
-          <w:rStyle w:val="VerbatimChar"/>
-        </w:rPr>
-        <w:t xml:space="preserve">Optional Enterprise Upgrade:</w:t>
-      </w:r>
-      <w:r>
-        <w:br/>
-      </w:r>
-      <w:r>
-        <w:rPr>
-          <w:rStyle w:val="VerbatimChar"/>
-        </w:rPr>
-        <w:t xml:space="preserve">Kubernetes + Nginx Ingress + Cert Manager</w:t>
+        <w:t>Architecture:</w:t>
+        <w:br/>
+        <w:t>Microservices + Event-Driven Architecture</w:t>
+        <w:br/>
+        <w:br/>
+        <w:t>Public Web:</w:t>
+        <w:br/>
+        <w:t>Next.js + React + TypeScript + PWA</w:t>
+        <w:br/>
+        <w:br/>
+        <w:t>Admin Web:</w:t>
+        <w:br/>
+        <w:t>React + TypeScript + Tailwind CSS + Dashboard Layout</w:t>
+        <w:br/>
+        <w:br/>
+        <w:t>Public Mobile:</w:t>
+        <w:br/>
+        <w:t>React Native + TypeScript</w:t>
+        <w:br/>
+        <w:br/>
+        <w:t>Admin Mobile:</w:t>
+        <w:br/>
+        <w:t>React Native + TypeScript</w:t>
+        <w:br/>
+        <w:br/>
+        <w:t>UI/UX Theme:</w:t>
+        <w:br/>
+        <w:t>Techwind 3.3.0 adalah tema tunggal wajib; Public mengacu hanya Landing/dist, Admin mengacu hanya Dashboard/dist, dan Web/Mobile mengadaptasi pola Techwind. Tailwind CSS serta pustaka UI hanya alat implementasi.</w:t>
+        <w:br/>
+        <w:br/>
+        <w:t>Chrome App:</w:t>
+        <w:br/>
+        <w:t>Installable PWA, bukan Chrome Apps klasik</w:t>
+        <w:br/>
+        <w:br/>
+        <w:t>Backend:</w:t>
+        <w:br/>
+        <w:t>Golang</w:t>
+        <w:br/>
+        <w:br/>
+        <w:t>Database:</w:t>
+        <w:br/>
+        <w:t>PostgreSQL</w:t>
+        <w:br/>
+        <w:br/>
+        <w:t>Cache:</w:t>
+        <w:br/>
+        <w:t>Redis</w:t>
+        <w:br/>
+        <w:br/>
+        <w:t>Event Broker:</w:t>
+        <w:br/>
+        <w:t>NATS JetStream</w:t>
+        <w:br/>
+        <w:br/>
+        <w:t>Authentication:</w:t>
+        <w:br/>
+        <w:t>Keycloak + OpenID Connect/OAuth2 + JWT</w:t>
+        <w:br/>
+        <w:br/>
+        <w:t>Deployment:</w:t>
+        <w:br/>
+        <w:t>Docker + Nginx + SSL</w:t>
+        <w:br/>
+        <w:t>Optional Enterprise Upgrade:</w:t>
+        <w:br/>
+        <w:t>Kubernetes + Nginx Ingress + Cert Manager</w:t>
       </w:r>
     </w:p>
     <w:bookmarkEnd w:id="88"/>
